--- a/outputs/14_交易复盘_2026-09-11.docx
+++ b/outputs/14_交易复盘_2026-09-11.docx
@@ -114,7 +114,7 @@
                 <w:rFonts w:ascii="Times New Roman" w:hAnsi="Times New Roman" w:eastAsia="宋体"/>
                 <w:sz w:val="20"/>
               </w:rPr>
-              <w:t>488.47万元</w:t>
+              <w:t>490.54万元</w:t>
             </w:r>
           </w:p>
         </w:tc>
@@ -152,7 +152,7 @@
                 <w:rFonts w:ascii="Times New Roman" w:hAnsi="Times New Roman" w:eastAsia="宋体"/>
                 <w:sz w:val="20"/>
               </w:rPr>
-              <w:t>-2.31%</w:t>
+              <w:t>-1.89%</w:t>
             </w:r>
           </w:p>
         </w:tc>
@@ -190,7 +190,7 @@
                 <w:rFonts w:ascii="Times New Roman" w:hAnsi="Times New Roman" w:eastAsia="宋体"/>
                 <w:sz w:val="20"/>
               </w:rPr>
-              <w:t>42.57万元（8.7%）</w:t>
+              <w:t>106.83万元（21.8%）</w:t>
             </w:r>
           </w:p>
         </w:tc>
@@ -228,7 +228,7 @@
                 <w:rFonts w:ascii="Times New Roman" w:hAnsi="Times New Roman" w:eastAsia="宋体"/>
                 <w:sz w:val="20"/>
               </w:rPr>
-              <w:t>10</w:t>
+              <w:t>15</w:t>
             </w:r>
           </w:p>
         </w:tc>
@@ -266,7 +266,7 @@
                 <w:rFonts w:ascii="Times New Roman" w:hAnsi="Times New Roman" w:eastAsia="宋体"/>
                 <w:sz w:val="20"/>
               </w:rPr>
-              <w:t>1760元</w:t>
+              <w:t>2564元</w:t>
             </w:r>
           </w:p>
         </w:tc>
@@ -372,6 +372,118 @@
                 <w:rFonts w:ascii="Times New Roman" w:hAnsi="Times New Roman" w:eastAsia="宋体"/>
                 <w:sz w:val="20"/>
               </w:rPr>
+              <w:t>600900</w:t>
+            </w:r>
+          </w:p>
+        </w:tc>
+        <w:tc>
+          <w:tcPr>
+            <w:tcW w:type="dxa" w:w="2835"/>
+          </w:tcPr>
+          <w:p>
+            <w:pPr>
+              <w:jc w:val="center"/>
+            </w:pPr>
+            <w:r/>
+            <w:r>
+              <w:rPr>
+                <w:rFonts w:ascii="Times New Roman" w:hAnsi="Times New Roman" w:eastAsia="宋体"/>
+                <w:sz w:val="20"/>
+              </w:rPr>
+              <w:t>1884.0</w:t>
+            </w:r>
+          </w:p>
+        </w:tc>
+        <w:tc>
+          <w:tcPr>
+            <w:tcW w:type="dxa" w:w="1701"/>
+          </w:tcPr>
+          <w:p>
+            <w:pPr>
+              <w:jc w:val="center"/>
+            </w:pPr>
+            <w:r/>
+            <w:r>
+              <w:rPr>
+                <w:rFonts w:ascii="Times New Roman" w:hAnsi="Times New Roman" w:eastAsia="宋体"/>
+                <w:sz w:val="20"/>
+              </w:rPr>
+              <w:t>盈利</w:t>
+            </w:r>
+          </w:p>
+        </w:tc>
+      </w:tr>
+      <w:tr>
+        <w:tc>
+          <w:tcPr>
+            <w:tcW w:type="dxa" w:w="2835"/>
+          </w:tcPr>
+          <w:p>
+            <w:pPr>
+              <w:jc w:val="center"/>
+            </w:pPr>
+            <w:r/>
+            <w:r>
+              <w:rPr>
+                <w:rFonts w:ascii="Times New Roman" w:hAnsi="Times New Roman" w:eastAsia="宋体"/>
+                <w:sz w:val="20"/>
+              </w:rPr>
+              <w:t>000333</w:t>
+            </w:r>
+          </w:p>
+        </w:tc>
+        <w:tc>
+          <w:tcPr>
+            <w:tcW w:type="dxa" w:w="2835"/>
+          </w:tcPr>
+          <w:p>
+            <w:pPr>
+              <w:jc w:val="center"/>
+            </w:pPr>
+            <w:r/>
+            <w:r>
+              <w:rPr>
+                <w:rFonts w:ascii="Times New Roman" w:hAnsi="Times New Roman" w:eastAsia="宋体"/>
+                <w:sz w:val="20"/>
+              </w:rPr>
+              <w:t>1645.0</w:t>
+            </w:r>
+          </w:p>
+        </w:tc>
+        <w:tc>
+          <w:tcPr>
+            <w:tcW w:type="dxa" w:w="1701"/>
+          </w:tcPr>
+          <w:p>
+            <w:pPr>
+              <w:jc w:val="center"/>
+            </w:pPr>
+            <w:r/>
+            <w:r>
+              <w:rPr>
+                <w:rFonts w:ascii="Times New Roman" w:hAnsi="Times New Roman" w:eastAsia="宋体"/>
+                <w:sz w:val="20"/>
+              </w:rPr>
+              <w:t>盈利</w:t>
+            </w:r>
+          </w:p>
+        </w:tc>
+      </w:tr>
+      <w:tr>
+        <w:tc>
+          <w:tcPr>
+            <w:tcW w:type="dxa" w:w="2835"/>
+          </w:tcPr>
+          <w:p>
+            <w:pPr>
+              <w:jc w:val="center"/>
+            </w:pPr>
+            <w:r/>
+            <w:r>
+              <w:rPr>
+                <w:rFonts w:ascii="Times New Roman" w:hAnsi="Times New Roman" w:eastAsia="宋体"/>
+                <w:sz w:val="20"/>
+              </w:rPr>
               <w:t>601899</w:t>
             </w:r>
           </w:p>
@@ -390,7 +502,7 @@
                 <w:rFonts w:ascii="Times New Roman" w:hAnsi="Times New Roman" w:eastAsia="宋体"/>
                 <w:sz w:val="20"/>
               </w:rPr>
-              <w:t>2002.0</w:t>
+              <w:t>-18152.0</w:t>
             </w:r>
           </w:p>
         </w:tc>
@@ -408,7 +520,7 @@
                 <w:rFonts w:ascii="Times New Roman" w:hAnsi="Times New Roman" w:eastAsia="宋体"/>
                 <w:sz w:val="20"/>
               </w:rPr>
-              <w:t>盈利</w:t>
+              <w:t>亏损</w:t>
             </w:r>
           </w:p>
         </w:tc>
@@ -628,7 +740,7 @@
                 <w:rFonts w:ascii="Times New Roman" w:hAnsi="Times New Roman" w:eastAsia="宋体"/>
                 <w:sz w:val="18"/>
               </w:rPr>
-              <w:t>4.56</w:t>
+              <w:t>4.562</w:t>
             </w:r>
           </w:p>
         </w:tc>
@@ -646,7 +758,7 @@
                 <w:rFonts w:ascii="Times New Roman" w:hAnsi="Times New Roman" w:eastAsia="宋体"/>
                 <w:sz w:val="18"/>
               </w:rPr>
-              <w:t>-20971.0</w:t>
+              <w:t>-20453.0</w:t>
             </w:r>
           </w:p>
         </w:tc>
@@ -664,7 +776,7 @@
                 <w:rFonts w:ascii="Times New Roman" w:hAnsi="Times New Roman" w:eastAsia="宋体"/>
                 <w:sz w:val="18"/>
               </w:rPr>
-              <w:t>-1.75%</w:t>
+              <w:t>-1.70%</w:t>
             </w:r>
           </w:p>
         </w:tc>
@@ -738,7 +850,7 @@
                 <w:rFonts w:ascii="Times New Roman" w:hAnsi="Times New Roman" w:eastAsia="宋体"/>
                 <w:sz w:val="18"/>
               </w:rPr>
-              <w:t>54.54</w:t>
+              <w:t>55.15</w:t>
             </w:r>
           </w:p>
         </w:tc>
@@ -756,7 +868,7 @@
                 <w:rFonts w:ascii="Times New Roman" w:hAnsi="Times New Roman" w:eastAsia="宋体"/>
                 <w:sz w:val="18"/>
               </w:rPr>
-              <w:t>-33496.0</w:t>
+              <w:t>-20564.0</w:t>
             </w:r>
           </w:p>
         </w:tc>
@@ -774,7 +886,7 @@
                 <w:rFonts w:ascii="Times New Roman" w:hAnsi="Times New Roman" w:eastAsia="宋体"/>
                 <w:sz w:val="18"/>
               </w:rPr>
-              <w:t>-2.82%</w:t>
+              <w:t>-1.73%</w:t>
             </w:r>
           </w:p>
         </w:tc>
@@ -812,7 +924,7 @@
                 <w:rFonts w:ascii="Times New Roman" w:hAnsi="Times New Roman" w:eastAsia="宋体"/>
                 <w:sz w:val="18"/>
               </w:rPr>
-              <w:t>35000</w:t>
+              <w:t>26300</w:t>
             </w:r>
           </w:p>
         </w:tc>
@@ -848,7 +960,7 @@
                 <w:rFonts w:ascii="Times New Roman" w:hAnsi="Times New Roman" w:eastAsia="宋体"/>
                 <w:sz w:val="18"/>
               </w:rPr>
-              <w:t>31.89</w:t>
+              <w:t>32.22</w:t>
             </w:r>
           </w:p>
         </w:tc>
@@ -866,7 +978,7 @@
                 <w:rFonts w:ascii="Times New Roman" w:hAnsi="Times New Roman" w:eastAsia="宋体"/>
                 <w:sz w:val="18"/>
               </w:rPr>
-              <w:t>-71279.0</w:t>
+              <w:t>-44882.0</w:t>
             </w:r>
           </w:p>
         </w:tc>
@@ -884,7 +996,7 @@
                 <w:rFonts w:ascii="Times New Roman" w:hAnsi="Times New Roman" w:eastAsia="宋体"/>
                 <w:sz w:val="18"/>
               </w:rPr>
-              <w:t>-6.00%</w:t>
+              <w:t>-5.03%</w:t>
             </w:r>
           </w:p>
         </w:tc>
@@ -922,7 +1034,7 @@
                 <w:rFonts w:ascii="Times New Roman" w:hAnsi="Times New Roman" w:eastAsia="宋体"/>
                 <w:sz w:val="18"/>
               </w:rPr>
-              <w:t>18500</w:t>
+              <w:t>9300</w:t>
             </w:r>
           </w:p>
         </w:tc>
@@ -958,7 +1070,7 @@
                 <w:rFonts w:ascii="Times New Roman" w:hAnsi="Times New Roman" w:eastAsia="宋体"/>
                 <w:sz w:val="18"/>
               </w:rPr>
-              <w:t>28.24</w:t>
+              <w:t>28.52</w:t>
             </w:r>
           </w:p>
         </w:tc>
@@ -976,7 +1088,7 @@
                 <w:rFonts w:ascii="Times New Roman" w:hAnsi="Times New Roman" w:eastAsia="宋体"/>
                 <w:sz w:val="18"/>
               </w:rPr>
-              <w:t>6564.0</w:t>
+              <w:t>5903.0</w:t>
             </w:r>
           </w:p>
         </w:tc>
@@ -994,117 +1106,7 @@
                 <w:rFonts w:ascii="Times New Roman" w:hAnsi="Times New Roman" w:eastAsia="宋体"/>
                 <w:sz w:val="18"/>
               </w:rPr>
-              <w:t>+1.27%</w:t>
-            </w:r>
-          </w:p>
-        </w:tc>
-      </w:tr>
-      <w:tr>
-        <w:tc>
-          <w:tcPr>
-            <w:tcW w:type="dxa" w:w="2268"/>
-          </w:tcPr>
-          <w:p>
-            <w:pPr>
-              <w:jc w:val="center"/>
-            </w:pPr>
-            <w:r/>
-            <w:r>
-              <w:rPr>
-                <w:rFonts w:ascii="Times New Roman" w:hAnsi="Times New Roman" w:eastAsia="宋体"/>
-                <w:sz w:val="18"/>
-              </w:rPr>
-              <w:t>美的集团</w:t>
-            </w:r>
-          </w:p>
-        </w:tc>
-        <w:tc>
-          <w:tcPr>
-            <w:tcW w:type="dxa" w:w="1361"/>
-          </w:tcPr>
-          <w:p>
-            <w:pPr>
-              <w:jc w:val="center"/>
-            </w:pPr>
-            <w:r/>
-            <w:r>
-              <w:rPr>
-                <w:rFonts w:ascii="Times New Roman" w:hAnsi="Times New Roman" w:eastAsia="宋体"/>
-                <w:sz w:val="18"/>
-              </w:rPr>
-              <w:t>5000</w:t>
-            </w:r>
-          </w:p>
-        </w:tc>
-        <w:tc>
-          <w:tcPr>
-            <w:tcW w:type="dxa" w:w="1247"/>
-          </w:tcPr>
-          <w:p>
-            <w:pPr>
-              <w:jc w:val="center"/>
-            </w:pPr>
-            <w:r/>
-            <w:r>
-              <w:rPr>
-                <w:rFonts w:ascii="Times New Roman" w:hAnsi="Times New Roman" w:eastAsia="宋体"/>
-                <w:sz w:val="18"/>
-              </w:rPr>
-              <w:t>85.861</w:t>
-            </w:r>
-          </w:p>
-        </w:tc>
-        <w:tc>
-          <w:tcPr>
-            <w:tcW w:type="dxa" w:w="1134"/>
-          </w:tcPr>
-          <w:p>
-            <w:pPr>
-              <w:jc w:val="center"/>
-            </w:pPr>
-            <w:r/>
-            <w:r>
-              <w:rPr>
-                <w:rFonts w:ascii="Times New Roman" w:hAnsi="Times New Roman" w:eastAsia="宋体"/>
-                <w:sz w:val="18"/>
-              </w:rPr>
-              <w:t>86.24</w:t>
-            </w:r>
-          </w:p>
-        </w:tc>
-        <w:tc>
-          <w:tcPr>
-            <w:tcW w:type="dxa" w:w="1701"/>
-          </w:tcPr>
-          <w:p>
-            <w:pPr>
-              <w:jc w:val="center"/>
-            </w:pPr>
-            <w:r/>
-            <w:r>
-              <w:rPr>
-                <w:rFonts w:ascii="Times New Roman" w:hAnsi="Times New Roman" w:eastAsia="宋体"/>
-                <w:sz w:val="18"/>
-              </w:rPr>
-              <w:t>1895.0</w:t>
-            </w:r>
-          </w:p>
-        </w:tc>
-        <w:tc>
-          <w:tcPr>
-            <w:tcW w:type="dxa" w:w="1134"/>
-          </w:tcPr>
-          <w:p>
-            <w:pPr>
-              <w:jc w:val="center"/>
-            </w:pPr>
-            <w:r/>
-            <w:r>
-              <w:rPr>
-                <w:rFonts w:ascii="Times New Roman" w:hAnsi="Times New Roman" w:eastAsia="宋体"/>
-                <w:sz w:val="18"/>
-              </w:rPr>
-              <w:t>+0.44%</w:t>
+              <w:t>+2.28%</w:t>
             </w:r>
           </w:p>
         </w:tc>
@@ -1142,7 +1144,7 @@
                 <w:rFonts w:ascii="Times New Roman" w:hAnsi="Times New Roman" w:eastAsia="宋体"/>
                 <w:sz w:val="18"/>
               </w:rPr>
-              <w:t>5000</w:t>
+              <w:t>19000</w:t>
             </w:r>
           </w:p>
         </w:tc>
@@ -1160,7 +1162,7 @@
                 <w:rFonts w:ascii="Times New Roman" w:hAnsi="Times New Roman" w:eastAsia="宋体"/>
                 <w:sz w:val="18"/>
               </w:rPr>
-              <w:t>10.48</w:t>
+              <w:t>10.473</w:t>
             </w:r>
           </w:p>
         </w:tc>
@@ -1178,7 +1180,117 @@
                 <w:rFonts w:ascii="Times New Roman" w:hAnsi="Times New Roman" w:eastAsia="宋体"/>
                 <w:sz w:val="18"/>
               </w:rPr>
-              <w:t>10.48</w:t>
+              <w:t>10.472631578947368</w:t>
+            </w:r>
+          </w:p>
+        </w:tc>
+        <w:tc>
+          <w:tcPr>
+            <w:tcW w:type="dxa" w:w="1701"/>
+          </w:tcPr>
+          <w:p>
+            <w:pPr>
+              <w:jc w:val="center"/>
+            </w:pPr>
+            <w:r/>
+            <w:r>
+              <w:rPr>
+                <w:rFonts w:ascii="Times New Roman" w:hAnsi="Times New Roman" w:eastAsia="宋体"/>
+                <w:sz w:val="18"/>
+              </w:rPr>
+              <w:t>0.0</w:t>
+            </w:r>
+          </w:p>
+        </w:tc>
+        <w:tc>
+          <w:tcPr>
+            <w:tcW w:type="dxa" w:w="1134"/>
+          </w:tcPr>
+          <w:p>
+            <w:pPr>
+              <w:jc w:val="center"/>
+            </w:pPr>
+            <w:r/>
+            <w:r>
+              <w:rPr>
+                <w:rFonts w:ascii="Times New Roman" w:hAnsi="Times New Roman" w:eastAsia="宋体"/>
+                <w:sz w:val="18"/>
+              </w:rPr>
+              <w:t>+0.00%</w:t>
+            </w:r>
+          </w:p>
+        </w:tc>
+      </w:tr>
+      <w:tr>
+        <w:tc>
+          <w:tcPr>
+            <w:tcW w:type="dxa" w:w="2268"/>
+          </w:tcPr>
+          <w:p>
+            <w:pPr>
+              <w:jc w:val="center"/>
+            </w:pPr>
+            <w:r/>
+            <w:r>
+              <w:rPr>
+                <w:rFonts w:ascii="Times New Roman" w:hAnsi="Times New Roman" w:eastAsia="宋体"/>
+                <w:sz w:val="18"/>
+              </w:rPr>
+              <w:t>恺英网络</w:t>
+            </w:r>
+          </w:p>
+        </w:tc>
+        <w:tc>
+          <w:tcPr>
+            <w:tcW w:type="dxa" w:w="1361"/>
+          </w:tcPr>
+          <w:p>
+            <w:pPr>
+              <w:jc w:val="center"/>
+            </w:pPr>
+            <w:r/>
+            <w:r>
+              <w:rPr>
+                <w:rFonts w:ascii="Times New Roman" w:hAnsi="Times New Roman" w:eastAsia="宋体"/>
+                <w:sz w:val="18"/>
+              </w:rPr>
+              <w:t>10000</w:t>
+            </w:r>
+          </w:p>
+        </w:tc>
+        <w:tc>
+          <w:tcPr>
+            <w:tcW w:type="dxa" w:w="1247"/>
+          </w:tcPr>
+          <w:p>
+            <w:pPr>
+              <w:jc w:val="center"/>
+            </w:pPr>
+            <w:r/>
+            <w:r>
+              <w:rPr>
+                <w:rFonts w:ascii="Times New Roman" w:hAnsi="Times New Roman" w:eastAsia="宋体"/>
+                <w:sz w:val="18"/>
+              </w:rPr>
+              <w:t>17.52</w:t>
+            </w:r>
+          </w:p>
+        </w:tc>
+        <w:tc>
+          <w:tcPr>
+            <w:tcW w:type="dxa" w:w="1134"/>
+          </w:tcPr>
+          <w:p>
+            <w:pPr>
+              <w:jc w:val="center"/>
+            </w:pPr>
+            <w:r/>
+            <w:r>
+              <w:rPr>
+                <w:rFonts w:ascii="Times New Roman" w:hAnsi="Times New Roman" w:eastAsia="宋体"/>
+                <w:sz w:val="18"/>
+              </w:rPr>
+              <w:t>17.52</w:t>
             </w:r>
           </w:p>
         </w:tc>
@@ -1245,7 +1357,7 @@
           <w:b w:val="0"/>
           <w:sz w:val="24"/>
         </w:rPr>
-        <w:t>· 最成功交易为601899（+2002元），坚持了预设的止盈/逻辑纪律</w:t>
+        <w:t>· 最成功交易为600900（+1884元），坚持了预设的止盈/逻辑纪律</w:t>
       </w:r>
     </w:p>
     <w:p>
@@ -1259,7 +1371,7 @@
           <w:b w:val="0"/>
           <w:sz w:val="24"/>
         </w:rPr>
-        <w:t>· 现金占比低于20%下限，注意保留补仓能力</w:t>
+        <w:t>· 最差交易为601899（-18152元），需在后续复盘中检视买入依据是否充分</w:t>
       </w:r>
     </w:p>
     <w:sectPr>

--- a/outputs/14_交易复盘_2026-09-11.docx
+++ b/outputs/14_交易复盘_2026-09-11.docx
@@ -114,7 +114,7 @@
                 <w:rFonts w:ascii="Times New Roman" w:hAnsi="Times New Roman" w:eastAsia="宋体"/>
                 <w:sz w:val="20"/>
               </w:rPr>
-              <w:t>490.54万元</w:t>
+              <w:t>490.34万元</w:t>
             </w:r>
           </w:p>
         </w:tc>
@@ -152,7 +152,7 @@
                 <w:rFonts w:ascii="Times New Roman" w:hAnsi="Times New Roman" w:eastAsia="宋体"/>
                 <w:sz w:val="20"/>
               </w:rPr>
-              <w:t>-1.89%</w:t>
+              <w:t>-1.93%</w:t>
             </w:r>
           </w:p>
         </w:tc>
@@ -740,7 +740,7 @@
                 <w:rFonts w:ascii="Times New Roman" w:hAnsi="Times New Roman" w:eastAsia="宋体"/>
                 <w:sz w:val="18"/>
               </w:rPr>
-              <w:t>4.562</w:t>
+              <w:t>4.579</w:t>
             </w:r>
           </w:p>
         </w:tc>
@@ -758,7 +758,7 @@
                 <w:rFonts w:ascii="Times New Roman" w:hAnsi="Times New Roman" w:eastAsia="宋体"/>
                 <w:sz w:val="18"/>
               </w:rPr>
-              <w:t>-20453.0</w:t>
+              <w:t>-16052.0</w:t>
             </w:r>
           </w:p>
         </w:tc>
@@ -776,7 +776,7 @@
                 <w:rFonts w:ascii="Times New Roman" w:hAnsi="Times New Roman" w:eastAsia="宋体"/>
                 <w:sz w:val="18"/>
               </w:rPr>
-              <w:t>-1.70%</w:t>
+              <w:t>-1.34%</w:t>
             </w:r>
           </w:p>
         </w:tc>
@@ -850,7 +850,7 @@
                 <w:rFonts w:ascii="Times New Roman" w:hAnsi="Times New Roman" w:eastAsia="宋体"/>
                 <w:sz w:val="18"/>
               </w:rPr>
-              <w:t>55.15</w:t>
+              <w:t>54.83</w:t>
             </w:r>
           </w:p>
         </w:tc>
@@ -868,7 +868,7 @@
                 <w:rFonts w:ascii="Times New Roman" w:hAnsi="Times New Roman" w:eastAsia="宋体"/>
                 <w:sz w:val="18"/>
               </w:rPr>
-              <w:t>-20564.0</w:t>
+              <w:t>-27348.0</w:t>
             </w:r>
           </w:p>
         </w:tc>
@@ -886,7 +886,7 @@
                 <w:rFonts w:ascii="Times New Roman" w:hAnsi="Times New Roman" w:eastAsia="宋体"/>
                 <w:sz w:val="18"/>
               </w:rPr>
-              <w:t>-1.73%</w:t>
+              <w:t>-2.30%</w:t>
             </w:r>
           </w:p>
         </w:tc>
@@ -960,7 +960,7 @@
                 <w:rFonts w:ascii="Times New Roman" w:hAnsi="Times New Roman" w:eastAsia="宋体"/>
                 <w:sz w:val="18"/>
               </w:rPr>
-              <w:t>32.22</w:t>
+              <w:t>32.26</w:t>
             </w:r>
           </w:p>
         </w:tc>
@@ -978,7 +978,7 @@
                 <w:rFonts w:ascii="Times New Roman" w:hAnsi="Times New Roman" w:eastAsia="宋体"/>
                 <w:sz w:val="18"/>
               </w:rPr>
-              <w:t>-44882.0</w:t>
+              <w:t>-43830.0</w:t>
             </w:r>
           </w:p>
         </w:tc>
@@ -996,7 +996,7 @@
                 <w:rFonts w:ascii="Times New Roman" w:hAnsi="Times New Roman" w:eastAsia="宋体"/>
                 <w:sz w:val="18"/>
               </w:rPr>
-              <w:t>-5.03%</w:t>
+              <w:t>-4.91%</w:t>
             </w:r>
           </w:p>
         </w:tc>
@@ -1070,7 +1070,7 @@
                 <w:rFonts w:ascii="Times New Roman" w:hAnsi="Times New Roman" w:eastAsia="宋体"/>
                 <w:sz w:val="18"/>
               </w:rPr>
-              <w:t>28.52</w:t>
+              <w:t>28.45</w:t>
             </w:r>
           </w:p>
         </w:tc>
@@ -1088,7 +1088,7 @@
                 <w:rFonts w:ascii="Times New Roman" w:hAnsi="Times New Roman" w:eastAsia="宋体"/>
                 <w:sz w:val="18"/>
               </w:rPr>
-              <w:t>5903.0</w:t>
+              <w:t>5252.0</w:t>
             </w:r>
           </w:p>
         </w:tc>
@@ -1106,7 +1106,7 @@
                 <w:rFonts w:ascii="Times New Roman" w:hAnsi="Times New Roman" w:eastAsia="宋体"/>
                 <w:sz w:val="18"/>
               </w:rPr>
-              <w:t>+2.28%</w:t>
+              <w:t>+2.03%</w:t>
             </w:r>
           </w:p>
         </w:tc>
